--- a/uploads/Proposta/Proposta_FESTIVAL QUATRO RODAS - INTERLAGOS_.docx
+++ b/uploads/Proposta/Proposta_FESTIVAL QUATRO RODAS - INTERLAGOS_.docx
@@ -564,7 +564,7 @@
                 <w:szCs w:val="24"/>
                 <w:u w:val="single"/>
               </w:rPr>
-              <w:t xml:space="preserve">31/08/2026 ATÉ: 31/08/2026</w:t>
+              <w:t xml:space="preserve">31/08/2026 ATÉ: 07/09/2026</w:t>
             </w:r>
           </w:p>
         </w:tc>
@@ -944,247 +944,7 @@
           <w:sz w:val="24"/>
           <w:szCs w:val="24"/>
         </w:rPr>
-        <w:t xml:space="preserve">• 3 Recepcionista Mono, (ACESSO LAJÃO), 5 Diária(s), de: 26/08/2026 até: 30/08/2026</w:t>
-      </w:r>
-    </w:p>
-    <w:p>
-      <w:pPr>
-        <w:pStyle w:val="PargrafodaLista"/>
-        <w:spacing w:line="285" w:lineRule="atLeast"/>
-        <w:ind w:left="0"/>
-        <w:rPr>
-          <w:rFonts w:ascii="Abel" w:hAnsi="Abel"/>
-          <w:sz w:val="24"/>
-          <w:szCs w:val="24"/>
-        </w:rPr>
-      </w:pPr>
-      <w:r>
-        <w:rPr>
-          <w:rFonts w:ascii="Abel" w:hAnsi="Abel"/>
-          <w:sz w:val="24"/>
-          <w:szCs w:val="24"/>
-        </w:rPr>
-        <w:t xml:space="preserve">• 1 Coordenador De Caex, (ASSISTENTE), 7 Diária(s), de: 24/08/2026 até: 30/08/2026</w:t>
-      </w:r>
-    </w:p>
-    <w:p>
-      <w:pPr>
-        <w:pStyle w:val="PargrafodaLista"/>
-        <w:spacing w:line="285" w:lineRule="atLeast"/>
-        <w:ind w:left="0"/>
-        <w:rPr>
-          <w:rFonts w:ascii="Abel" w:hAnsi="Abel"/>
-          <w:sz w:val="24"/>
-          <w:szCs w:val="24"/>
-        </w:rPr>
-      </w:pPr>
-      <w:r>
-        <w:rPr>
-          <w:rFonts w:ascii="Abel" w:hAnsi="Abel"/>
-          <w:sz w:val="24"/>
-          <w:szCs w:val="24"/>
-        </w:rPr>
-        <w:t xml:space="preserve">• 3 Recepcionista Mono, (CONTROLE DE ACESSO PORTÃO D), 5 Diária(s), de: 26/08/2026 até: 30/08/2026</w:t>
-      </w:r>
-    </w:p>
-    <w:p>
-      <w:pPr>
-        <w:pStyle w:val="PargrafodaLista"/>
-        <w:spacing w:line="285" w:lineRule="atLeast"/>
-        <w:ind w:left="0"/>
-        <w:rPr>
-          <w:rFonts w:ascii="Abel" w:hAnsi="Abel"/>
-          <w:sz w:val="24"/>
-          <w:szCs w:val="24"/>
-        </w:rPr>
-      </w:pPr>
-      <w:r>
-        <w:rPr>
-          <w:rFonts w:ascii="Abel" w:hAnsi="Abel"/>
-          <w:sz w:val="24"/>
-          <w:szCs w:val="24"/>
-        </w:rPr>
-        <w:t xml:space="preserve">• 1 TéCnico De Ti, (COORDENADOR), 5 Diária(s), de: 26/07/2026 até: 30/07/2026</w:t>
-      </w:r>
-    </w:p>
-    <w:p>
-      <w:pPr>
-        <w:pStyle w:val="PargrafodaLista"/>
-        <w:spacing w:line="285" w:lineRule="atLeast"/>
-        <w:ind w:left="0"/>
-        <w:rPr>
-          <w:rFonts w:ascii="Abel" w:hAnsi="Abel"/>
-          <w:sz w:val="24"/>
-          <w:szCs w:val="24"/>
-        </w:rPr>
-      </w:pPr>
-      <w:r>
-        <w:rPr>
-          <w:rFonts w:ascii="Abel" w:hAnsi="Abel"/>
-          <w:sz w:val="24"/>
-          <w:szCs w:val="24"/>
-        </w:rPr>
-        <w:t xml:space="preserve">• 4 Atendente De Caex -Mono, (LAJAO 2), 5 Diária(s), de: 26/08/2026 até: 30/08/2026</w:t>
-      </w:r>
-    </w:p>
-    <w:p>
-      <w:pPr>
-        <w:pStyle w:val="PargrafodaLista"/>
-        <w:spacing w:line="285" w:lineRule="atLeast"/>
-        <w:ind w:left="0"/>
-        <w:rPr>
-          <w:rFonts w:ascii="Abel" w:hAnsi="Abel"/>
-          <w:sz w:val="24"/>
-          <w:szCs w:val="24"/>
-        </w:rPr>
-      </w:pPr>
-      <w:r>
-        <w:rPr>
-          <w:rFonts w:ascii="Abel" w:hAnsi="Abel"/>
-          <w:sz w:val="24"/>
-          <w:szCs w:val="24"/>
-        </w:rPr>
-        <w:t xml:space="preserve">• 2 Atendente De Caex -Mono, (LAJÃO), 3 Diária(s), de: 23/08/2026 até: 25/08/2026</w:t>
-      </w:r>
-    </w:p>
-    <w:p>
-      <w:pPr>
-        <w:pStyle w:val="PargrafodaLista"/>
-        <w:spacing w:line="285" w:lineRule="atLeast"/>
-        <w:ind w:left="0"/>
-        <w:rPr>
-          <w:rFonts w:ascii="Abel" w:hAnsi="Abel"/>
-          <w:sz w:val="24"/>
-          <w:szCs w:val="24"/>
-        </w:rPr>
-      </w:pPr>
-      <w:r>
-        <w:rPr>
-          <w:rFonts w:ascii="Abel" w:hAnsi="Abel"/>
-          <w:sz w:val="24"/>
-          <w:szCs w:val="24"/>
-        </w:rPr>
-        <w:t xml:space="preserve">• 2 Atendente De Caex -Mono, (PORTÃO D), 6 Diária(s), de: 20/08/2026 até: 25/08/2026</w:t>
-      </w:r>
-    </w:p>
-    <w:p>
-      <w:pPr>
-        <w:pStyle w:val="PargrafodaLista"/>
-        <w:spacing w:line="285" w:lineRule="atLeast"/>
-        <w:ind w:left="0"/>
-        <w:rPr>
-          <w:rFonts w:ascii="Abel" w:hAnsi="Abel"/>
-          <w:sz w:val="24"/>
-          <w:szCs w:val="24"/>
-        </w:rPr>
-      </w:pPr>
-      <w:r>
-        <w:rPr>
-          <w:rFonts w:ascii="Abel" w:hAnsi="Abel"/>
-          <w:sz w:val="24"/>
-          <w:szCs w:val="24"/>
-        </w:rPr>
-        <w:t xml:space="preserve">• 4 Atendente De Caex -Mono, 2 Diária(s), de: 29/08/2026 até: 30/08/2026</w:t>
-      </w:r>
-    </w:p>
-    <w:p>
-      <w:pPr>
-        <w:pStyle w:val="PargrafodaLista"/>
-        <w:spacing w:line="285" w:lineRule="atLeast"/>
-        <w:ind w:left="0"/>
-        <w:rPr>
-          <w:rFonts w:ascii="Abel" w:hAnsi="Abel"/>
-          <w:sz w:val="24"/>
-          <w:szCs w:val="24"/>
-        </w:rPr>
-      </w:pPr>
-      <w:r>
-        <w:rPr>
-          <w:rFonts w:ascii="Abel" w:hAnsi="Abel"/>
-          <w:sz w:val="24"/>
-          <w:szCs w:val="24"/>
-        </w:rPr>
-        <w:t xml:space="preserve">• 5 Atendente De Caex -Mono, 3 Diária(s), de: 26/08/2026 até: 28/08/2026</w:t>
-      </w:r>
-    </w:p>
-    <w:p>
-      <w:pPr>
-        <w:pStyle w:val="PargrafodaLista"/>
-        <w:spacing w:line="285" w:lineRule="atLeast"/>
-        <w:ind w:left="0"/>
-        <w:rPr>
-          <w:rFonts w:ascii="Abel" w:hAnsi="Abel"/>
-          <w:sz w:val="24"/>
-          <w:szCs w:val="24"/>
-        </w:rPr>
-      </w:pPr>
-      <w:r>
-        <w:rPr>
-          <w:rFonts w:ascii="Abel" w:hAnsi="Abel"/>
-          <w:sz w:val="24"/>
-          <w:szCs w:val="24"/>
-        </w:rPr>
-        <w:t xml:space="preserve">• 1 Coordenador De Caex, 12 Diária(s), de: 20/08/2026 até: 31/08/2026</w:t>
-      </w:r>
-    </w:p>
-    <w:p>
-      <w:pPr>
-        <w:pStyle w:val="PargrafodaLista"/>
-        <w:spacing w:line="285" w:lineRule="atLeast"/>
-        <w:ind w:left="0"/>
-        <w:rPr>
-          <w:rFonts w:ascii="Abel" w:hAnsi="Abel"/>
-          <w:sz w:val="24"/>
-          <w:szCs w:val="24"/>
-        </w:rPr>
-      </w:pPr>
-      <w:r>
-        <w:rPr>
-          <w:rFonts w:ascii="Abel" w:hAnsi="Abel"/>
-          <w:sz w:val="24"/>
-          <w:szCs w:val="24"/>
-        </w:rPr>
-        <w:t xml:space="preserve">• 2 Atendente De Caex -Mono, (SERV), 4 Diária(s), de: 28/08/2026 até: 31/08/2026</w:t>
-      </w:r>
-    </w:p>
-    <w:p>
-      <w:pPr>
-        <w:pStyle w:val="PargrafodaLista"/>
-        <w:spacing w:line="285" w:lineRule="atLeast"/>
-        <w:ind w:left="0"/>
-        <w:rPr>
-          <w:rFonts w:ascii="Abel" w:hAnsi="Abel"/>
-          <w:sz w:val="24"/>
-          <w:szCs w:val="24"/>
-        </w:rPr>
-      </w:pPr>
-      <w:r>
-        <w:rPr>
-          <w:rFonts w:ascii="Abel" w:hAnsi="Abel"/>
-          <w:sz w:val="24"/>
-          <w:szCs w:val="24"/>
-        </w:rPr>
-        <w:t xml:space="preserve">• 3 Atendente De Caex -Mono, (SERVIÇ), 4 Diária(s), de: 24/08/2026 até: 27/08/2026</w:t>
-      </w:r>
-    </w:p>
-    <w:p>
-      <w:pPr>
-        <w:pStyle w:val="PargrafodaLista"/>
-        <w:spacing w:line="285" w:lineRule="atLeast"/>
-        <w:ind w:left="0"/>
-        <w:rPr>
-          <w:rFonts w:ascii="Abel" w:hAnsi="Abel"/>
-          <w:sz w:val="24"/>
-          <w:szCs w:val="24"/>
-        </w:rPr>
-      </w:pPr>
-      <w:r>
-        <w:rPr>
-          <w:rFonts w:ascii="Abel" w:hAnsi="Abel"/>
-          <w:sz w:val="24"/>
-          <w:szCs w:val="24"/>
-        </w:rPr>
-        <w:t xml:space="preserve">• 2 Atendente De Caex -Mono, (SERVIÇOS), 4 Diária(s), de: 20/08/2026 até: 23/08/2026</w:t>
+        <w:t xml:space="preserve">• 2 Fiscal Diurno, (APOIO SERVIÇOS), 6 Diária(s), de: 25/08/2026 até: 30/08/2026</w:t>
       </w:r>
     </w:p>
     <w:p>
@@ -1459,7 +1219,7 @@
           <w:sz w:val="24"/>
           <w:szCs w:val="24"/>
         </w:rPr>
-        <w:t xml:space="preserve">R$ 94.010,00</w:t>
+        <w:t xml:space="preserve">R$ 8.400,00</w:t>
       </w:r>
       <w:r>
         <w:rPr>
@@ -1638,7 +1398,7 @@
           <w:i/>
           <w:iCs/>
         </w:rPr>
-        <w:t xml:space="preserve">18/08/2026</w:t>
+        <w:t xml:space="preserve">24/08/2026</w:t>
       </w:r>
     </w:p>
     <w:p>
